--- a/Ban_cuoi/To_khai_AI_Bai_bao_Quan_ly_SHTT.docx
+++ b/Ban_cuoi/To_khai_AI_Bai_bao_Quan_ly_SHTT.docx
@@ -28,7 +28,7 @@
           <w:b w:val="0"/>
           <w:i w:val="0"/>
         </w:rPr>
-        <w:t>Tên bài báo: Quản lý sở hữu trí tuệ tại trường đại học trước yêu cầu chính sách mới.</w:t>
+        <w:t>Tên bài báo: Quản lý quyền sở hữu trí tuệ trong trường đại học trước yêu cầu mới của chính sách.</w:t>
       </w:r>
     </w:p>
     <w:p>
@@ -343,7 +343,7 @@
           <w:i/>
           <w:sz w:val="19"/>
         </w:rPr>
-        <w:t>Ghi chú cho nhóm tác giả khi điền tờ khai: bản thảo được soạn với sự hỗ trợ của công cụ trí tuệ nhân tạo Claude của Anthropic trong các việc: tổ chức cấu trúc theo khung do chủ nhiệm đề tài xây dựng, trích xuất điều khoản từ văn bản pháp luật có trong hồ sơ, biên soạn câu chữ, định dạng tài liệu tham khảo và dựng tệp Word. Nhóm tác giả cần đọc lại toàn bộ nội dung, đối chiếu điều khoản và tài liệu, rồi kê khai đúng phạm vi tại Phương án B.</w:t>
+        <w:t>Ghi chú cho nhóm tác giả khi điền tờ khai: bản thảo được soạn với sự hỗ trợ của công cụ trí tuệ nhân tạo Claude của Anthropic trong các việc: tổ chức cấu trúc theo khung do chủ nhiệm đề tài xây dựng, trích xuất điều khoản từ văn bản pháp luật có trong hồ sơ, so sánh văn bản trước và sau sửa đổi, biên soạn câu chữ, sửa bản thảo theo ý kiến phản biện, định dạng tài liệu tham khảo và dựng tệp Word. Nhóm tác giả cần đọc lại toàn bộ nội dung, đối chiếu điều khoản và tài liệu, rồi kê khai đúng phạm vi tại Phương án B.</w:t>
       </w:r>
     </w:p>
     <w:sectPr>
